--- a/4. Pashto/Q6_Rahman_Baba_Poetic_Art_Aesthetics_and_Sufism_2025_Master_Notes.docx
+++ b/4. Pashto/Q6_Rahman_Baba_Poetic_Art_Aesthetics_and_Sufism_2025_Master_Notes.docx
@@ -32,6 +32,531 @@
         </w:rPr>
         <w:t>د رحمان بابا د کلام فني خصوصیات، شعري ښکلا، تصوف او اسلوبي بېلګې (MASTER NOTE)</w:t>
       </w:r>
+    </w:p>
+    <w:tbl>
+      <w:tblPr>
+        <w:tblW w:type="auto" w:w="0"/>
+        <w:jc w:val="center"/>
+        <w:tblLayout w:type="fixed"/>
+        <w:tblLook w:firstColumn="1" w:firstRow="1" w:lastColumn="0" w:lastRow="0" w:noHBand="0" w:noVBand="1" w:val="04A0"/>
+      </w:tblPr>
+      <w:tblGrid>
+        <w:gridCol w:w="4968"/>
+        <w:gridCol w:w="4968"/>
+      </w:tblGrid>
+      <w:tr>
+        <w:tc>
+          <w:tcPr>
+            <w:tcW w:type="dxa" w:w="4968"/>
+            <w:tcMar>
+              <w:top w:w="80" w:type="dxa"/>
+              <w:bottom w:w="80" w:type="dxa"/>
+              <w:left w:w="100" w:type="dxa"/>
+              <w:right w:w="100" w:type="dxa"/>
+            </w:tcMar>
+            <w:shd w:val="clear" w:color="auto" w:fill="0E2B50"/>
+          </w:tcPr>
+          <w:p>
+            <w:pPr>
+              <w:jc w:val="right"/>
+              <w:bidi w:val="1"/>
+            </w:pPr>
+            <w:r>
+              <w:rPr>
+                <w:rFonts w:ascii="Bahij Nazanin" w:hAnsi="Bahij Nazanin"/>
+                <w:b/>
+                <w:color w:val="FFFFFF"/>
+                <w:sz w:val="19"/>
+              </w:rPr>
+              <w:t>خاصیت / Attribute</w:t>
+            </w:r>
+          </w:p>
+        </w:tc>
+        <w:tc>
+          <w:tcPr>
+            <w:tcW w:type="dxa" w:w="4968"/>
+            <w:tcMar>
+              <w:top w:w="80" w:type="dxa"/>
+              <w:bottom w:w="80" w:type="dxa"/>
+              <w:left w:w="100" w:type="dxa"/>
+              <w:right w:w="100" w:type="dxa"/>
+            </w:tcMar>
+            <w:shd w:val="clear" w:color="auto" w:fill="0E2B50"/>
+          </w:tcPr>
+          <w:p>
+            <w:pPr>
+              <w:jc w:val="right"/>
+              <w:bidi w:val="1"/>
+            </w:pPr>
+            <w:r>
+              <w:rPr>
+                <w:rFonts w:ascii="Bahij Nazanin" w:hAnsi="Bahij Nazanin"/>
+                <w:b/>
+                <w:color w:val="FFFFFF"/>
+                <w:sz w:val="19"/>
+              </w:rPr>
+              <w:t>تفصیلات / Details</w:t>
+            </w:r>
+          </w:p>
+        </w:tc>
+      </w:tr>
+      <w:tr>
+        <w:tc>
+          <w:tcPr>
+            <w:tcW w:type="dxa" w:w="4968"/>
+            <w:tcMar>
+              <w:top w:w="80" w:type="dxa"/>
+              <w:bottom w:w="80" w:type="dxa"/>
+              <w:left w:w="100" w:type="dxa"/>
+              <w:right w:w="100" w:type="dxa"/>
+            </w:tcMar>
+            <w:shd w:val="clear" w:color="auto" w:fill="F8FAFC"/>
+          </w:tcPr>
+          <w:p>
+            <w:pPr>
+              <w:jc w:val="right"/>
+              <w:bidi w:val="1"/>
+            </w:pPr>
+            <w:r>
+              <w:rPr>
+                <w:rFonts w:ascii="Bahij Nazanin" w:hAnsi="Bahij Nazanin"/>
+                <w:color w:val="1E293B"/>
+                <w:sz w:val="19"/>
+              </w:rPr>
+              <w:t>امتحاني پرچه / PAPER:</w:t>
+            </w:r>
+          </w:p>
+        </w:tc>
+        <w:tc>
+          <w:tcPr>
+            <w:tcW w:type="dxa" w:w="4968"/>
+            <w:tcMar>
+              <w:top w:w="80" w:type="dxa"/>
+              <w:bottom w:w="80" w:type="dxa"/>
+              <w:left w:w="100" w:type="dxa"/>
+              <w:right w:w="100" w:type="dxa"/>
+            </w:tcMar>
+            <w:shd w:val="clear" w:color="auto" w:fill="F8FAFC"/>
+          </w:tcPr>
+          <w:p>
+            <w:pPr>
+              <w:jc w:val="left"/>
+            </w:pPr>
+            <w:r>
+              <w:rPr>
+                <w:rFonts w:ascii="Calibri" w:hAnsi="Calibri"/>
+                <w:color w:val="1E293B"/>
+                <w:sz w:val="19"/>
+              </w:rPr>
+              <w:t>KPPSC PMS — Pashto (Optional) Written Examination 2025 &amp; 2022</w:t>
+            </w:r>
+          </w:p>
+        </w:tc>
+      </w:tr>
+      <w:tr>
+        <w:tc>
+          <w:tcPr>
+            <w:tcW w:type="dxa" w:w="4968"/>
+            <w:tcMar>
+              <w:top w:w="80" w:type="dxa"/>
+              <w:bottom w:w="80" w:type="dxa"/>
+              <w:left w:w="100" w:type="dxa"/>
+              <w:right w:w="100" w:type="dxa"/>
+            </w:tcMar>
+            <w:shd w:val="clear" w:color="auto" w:fill="FFFFFF"/>
+          </w:tcPr>
+          <w:p>
+            <w:pPr>
+              <w:jc w:val="right"/>
+              <w:bidi w:val="1"/>
+            </w:pPr>
+            <w:r>
+              <w:rPr>
+                <w:rFonts w:ascii="Bahij Nazanin" w:hAnsi="Bahij Nazanin"/>
+                <w:color w:val="1E293B"/>
+                <w:sz w:val="19"/>
+              </w:rPr>
+              <w:t>د سوال عنوان / MASTER QUESTION:</w:t>
+            </w:r>
+          </w:p>
+        </w:tc>
+        <w:tc>
+          <w:tcPr>
+            <w:tcW w:type="dxa" w:w="4968"/>
+            <w:tcMar>
+              <w:top w:w="80" w:type="dxa"/>
+              <w:bottom w:w="80" w:type="dxa"/>
+              <w:left w:w="100" w:type="dxa"/>
+              <w:right w:w="100" w:type="dxa"/>
+            </w:tcMar>
+            <w:shd w:val="clear" w:color="auto" w:fill="FFFFFF"/>
+          </w:tcPr>
+          <w:p>
+            <w:pPr>
+              <w:jc w:val="right"/>
+              <w:bidi w:val="1"/>
+            </w:pPr>
+            <w:r>
+              <w:rPr>
+                <w:rFonts w:ascii="Bahij Nazanin" w:hAnsi="Bahij Nazanin"/>
+                <w:color w:val="1E293B"/>
+                <w:sz w:val="19"/>
+              </w:rPr>
+              <w:t>سوال نمبر ۶: د رحمان بابا د کلام په فني خصوصیاتو او شعري ښکلا باندې بحث وکړئ او په مثالونو کښې ئې شعرونه خویش کړئ۔</w:t>
+            </w:r>
+          </w:p>
+        </w:tc>
+      </w:tr>
+      <w:tr>
+        <w:tc>
+          <w:tcPr>
+            <w:tcW w:type="dxa" w:w="4968"/>
+            <w:tcMar>
+              <w:top w:w="80" w:type="dxa"/>
+              <w:bottom w:w="80" w:type="dxa"/>
+              <w:left w:w="100" w:type="dxa"/>
+              <w:right w:w="100" w:type="dxa"/>
+            </w:tcMar>
+            <w:shd w:val="clear" w:color="auto" w:fill="F8FAFC"/>
+          </w:tcPr>
+          <w:p>
+            <w:pPr>
+              <w:jc w:val="right"/>
+              <w:bidi w:val="1"/>
+            </w:pPr>
+            <w:r>
+              <w:rPr>
+                <w:rFonts w:ascii="Bahij Nazanin" w:hAnsi="Bahij Nazanin"/>
+                <w:color w:val="1E293B"/>
+                <w:sz w:val="19"/>
+              </w:rPr>
+              <w:t>امتحاني اړیکې / EXAM QUESTIONS LINKED:</w:t>
+            </w:r>
+          </w:p>
+        </w:tc>
+        <w:tc>
+          <w:tcPr>
+            <w:tcW w:type="dxa" w:w="4968"/>
+            <w:tcMar>
+              <w:top w:w="80" w:type="dxa"/>
+              <w:bottom w:w="80" w:type="dxa"/>
+              <w:left w:w="100" w:type="dxa"/>
+              <w:right w:w="100" w:type="dxa"/>
+            </w:tcMar>
+            <w:shd w:val="clear" w:color="auto" w:fill="F8FAFC"/>
+          </w:tcPr>
+          <w:p>
+            <w:pPr>
+              <w:jc w:val="right"/>
+              <w:bidi w:val="1"/>
+            </w:pPr>
+            <w:r>
+              <w:rPr>
+                <w:rFonts w:ascii="Bahij Nazanin" w:hAnsi="Bahij Nazanin"/>
+                <w:color w:val="1E293B"/>
+                <w:sz w:val="19"/>
+              </w:rPr>
+              <w:t>• 2025 Q.6: "د رحمان بابا د کلام په فني خصوصیاتو او شعري ښکلا باندې بحث وکړئ او په مثالونو کښې ئې شعرونه خویش کړئ۔" (20 Marks)</w:t>
+              <w:br/>
+              <w:t>• 2022 Q.6: "د رحمان بابا د کلام په فني خصوصیاتو او شعري ښکلا باندې بحث وکړئ او په مثالونو کې یې شعرونه خویش کړئ۔" (20 Marks)</w:t>
+              <w:br/>
+              <w:t>• 2022 Q.1 (MCQ #3): "د رحمان بابا د پلار نوم څه ؤ؟ (عبدالستار)" (1 Mark)</w:t>
+            </w:r>
+          </w:p>
+        </w:tc>
+      </w:tr>
+      <w:tr>
+        <w:tc>
+          <w:tcPr>
+            <w:tcW w:type="dxa" w:w="4968"/>
+            <w:tcMar>
+              <w:top w:w="80" w:type="dxa"/>
+              <w:bottom w:w="80" w:type="dxa"/>
+              <w:left w:w="100" w:type="dxa"/>
+              <w:right w:w="100" w:type="dxa"/>
+            </w:tcMar>
+            <w:shd w:val="clear" w:color="auto" w:fill="FFFFFF"/>
+          </w:tcPr>
+          <w:p>
+            <w:pPr>
+              <w:jc w:val="right"/>
+              <w:bidi w:val="1"/>
+            </w:pPr>
+            <w:r>
+              <w:rPr>
+                <w:rFonts w:ascii="Bahij Nazanin" w:hAnsi="Bahij Nazanin"/>
+                <w:color w:val="1E293B"/>
+                <w:sz w:val="19"/>
+              </w:rPr>
+              <w:t>نصاب برخه / SYLLABUS THEME:</w:t>
+            </w:r>
+          </w:p>
+        </w:tc>
+        <w:tc>
+          <w:tcPr>
+            <w:tcW w:type="dxa" w:w="4968"/>
+            <w:tcMar>
+              <w:top w:w="80" w:type="dxa"/>
+              <w:bottom w:w="80" w:type="dxa"/>
+              <w:left w:w="100" w:type="dxa"/>
+              <w:right w:w="100" w:type="dxa"/>
+            </w:tcMar>
+            <w:shd w:val="clear" w:color="auto" w:fill="FFFFFF"/>
+          </w:tcPr>
+          <w:p>
+            <w:pPr>
+              <w:jc w:val="right"/>
+              <w:bidi w:val="1"/>
+            </w:pPr>
+            <w:r>
+              <w:rPr>
+                <w:rFonts w:ascii="Bahij Nazanin" w:hAnsi="Bahij Nazanin"/>
+                <w:color w:val="1E293B"/>
+                <w:sz w:val="19"/>
+              </w:rPr>
+              <w:t>د پښتو کلاسیک شعر: د تصوف او وجدان مکتب، فني بلاغت او د سهلِ ممتنع اسلوب</w:t>
+            </w:r>
+          </w:p>
+        </w:tc>
+      </w:tr>
+      <w:tr>
+        <w:tc>
+          <w:tcPr>
+            <w:tcW w:type="dxa" w:w="4968"/>
+            <w:tcMar>
+              <w:top w:w="80" w:type="dxa"/>
+              <w:bottom w:w="80" w:type="dxa"/>
+              <w:left w:w="100" w:type="dxa"/>
+              <w:right w:w="100" w:type="dxa"/>
+            </w:tcMar>
+            <w:shd w:val="clear" w:color="auto" w:fill="F8FAFC"/>
+          </w:tcPr>
+          <w:p>
+            <w:pPr>
+              <w:jc w:val="right"/>
+              <w:bidi w:val="1"/>
+            </w:pPr>
+            <w:r>
+              <w:rPr>
+                <w:rFonts w:ascii="Bahij Nazanin" w:hAnsi="Bahij Nazanin"/>
+                <w:color w:val="1E293B"/>
+                <w:sz w:val="19"/>
+              </w:rPr>
+              <w:t>ادبي او فلسفي زاویه / LENS:</w:t>
+            </w:r>
+          </w:p>
+        </w:tc>
+        <w:tc>
+          <w:tcPr>
+            <w:tcW w:type="dxa" w:w="4968"/>
+            <w:tcMar>
+              <w:top w:w="80" w:type="dxa"/>
+              <w:bottom w:w="80" w:type="dxa"/>
+              <w:left w:w="100" w:type="dxa"/>
+              <w:right w:w="100" w:type="dxa"/>
+            </w:tcMar>
+            <w:shd w:val="clear" w:color="auto" w:fill="F8FAFC"/>
+          </w:tcPr>
+          <w:p>
+            <w:pPr>
+              <w:jc w:val="right"/>
+              <w:bidi w:val="1"/>
+            </w:pPr>
+            <w:r>
+              <w:rPr>
+                <w:rFonts w:ascii="Bahij Nazanin" w:hAnsi="Bahij Nazanin"/>
+                <w:color w:val="1E293B"/>
+                <w:sz w:val="19"/>
+              </w:rPr>
+              <w:t>صوفیانه ښکلاپوهنه (Sufi Aesthetics)، د سهلِ ممتنع فصاحت (Artful Simplicity)، وحدت الوجود او نړیوال بشردوستي (Universal Humanism)</w:t>
+            </w:r>
+          </w:p>
+        </w:tc>
+      </w:tr>
+    </w:tbl>
+    <w:p>
+      <w:pPr>
+        <w:spacing w:after="80"/>
+      </w:pPr>
+    </w:p>
+    <w:p>
+      <w:pPr>
+        <w:spacing w:before="160" w:after="40"/>
+        <w:jc w:val="right"/>
+        <w:bidi w:val="1"/>
+      </w:pPr>
+      <w:r>
+        <w:rPr>
+          <w:rFonts w:ascii="Bahij Nazanin" w:hAnsi="Bahij Nazanin"/>
+          <w:b/>
+          <w:color w:val="0E2B50"/>
+          <w:sz w:val="24"/>
+        </w:rPr>
+        <w:t>🎯 EXAM QUESTIONS LINKED (د تېرو کلونو پوښتنې په پوره متن سره)</w:t>
+      </w:r>
+    </w:p>
+    <w:tbl>
+      <w:tblPr>
+        <w:tblW w:type="auto" w:w="0"/>
+        <w:jc w:val="center"/>
+        <w:tblLook w:firstColumn="1" w:firstRow="1" w:lastColumn="0" w:lastRow="0" w:noHBand="0" w:noVBand="1" w:val="04A0"/>
+      </w:tblPr>
+      <w:tblGrid>
+        <w:gridCol w:w="9936"/>
+      </w:tblGrid>
+      <w:tr>
+        <w:tc>
+          <w:tcPr>
+            <w:tcW w:type="dxa" w:w="9792"/>
+            <w:shd w:val="clear" w:color="auto" w:fill="F0F4F8"/>
+            <w:tcMar>
+              <w:top w:w="100" w:type="dxa"/>
+              <w:bottom w:w="100" w:type="dxa"/>
+              <w:left w:w="160" w:type="dxa"/>
+              <w:right w:w="160" w:type="dxa"/>
+            </w:tcMar>
+          </w:tcPr>
+          <w:p>
+            <w:pPr>
+              <w:spacing w:before="40" w:after="40"/>
+              <w:jc w:val="right"/>
+              <w:bidi w:val="1"/>
+            </w:pPr>
+            <w:r>
+              <w:rPr>
+                <w:rFonts w:ascii="Bahij Zar" w:hAnsi="Bahij Zar"/>
+                <w:i/>
+                <w:color w:val="0F172A"/>
+                <w:sz w:val="21"/>
+              </w:rPr>
+              <w:t>• **2025 Q.6**: "د رحمان بابا د کلام په فني خصوصیاتو او شعري ښکلا باندې بحث وکړئ او په مثالونو کښې ئې شعرونه خویش کړئ۔" (20 Marks)</w:t>
+            </w:r>
+          </w:p>
+        </w:tc>
+      </w:tr>
+    </w:tbl>
+    <w:p>
+      <w:pPr>
+        <w:spacing w:after="80"/>
+      </w:pPr>
+    </w:p>
+    <w:p>
+      <w:pPr>
+        <w:spacing w:line="276" w:lineRule="auto" w:before="20" w:after="80"/>
+        <w:jc w:val="both"/>
+      </w:pPr>
+      <w:r>
+        <w:rPr>
+          <w:rFonts w:ascii="Calibri" w:hAnsi="Calibri"/>
+          <w:color w:val="282828"/>
+          <w:sz w:val="22"/>
+        </w:rPr>
+        <w:t>&gt;</w:t>
+      </w:r>
+    </w:p>
+    <w:tbl>
+      <w:tblPr>
+        <w:tblW w:type="auto" w:w="0"/>
+        <w:jc w:val="center"/>
+        <w:tblLook w:firstColumn="1" w:firstRow="1" w:lastColumn="0" w:lastRow="0" w:noHBand="0" w:noVBand="1" w:val="04A0"/>
+      </w:tblPr>
+      <w:tblGrid>
+        <w:gridCol w:w="9936"/>
+      </w:tblGrid>
+      <w:tr>
+        <w:tc>
+          <w:tcPr>
+            <w:tcW w:type="dxa" w:w="9792"/>
+            <w:shd w:val="clear" w:color="auto" w:fill="F0F4F8"/>
+            <w:tcMar>
+              <w:top w:w="100" w:type="dxa"/>
+              <w:bottom w:w="100" w:type="dxa"/>
+              <w:left w:w="160" w:type="dxa"/>
+              <w:right w:w="160" w:type="dxa"/>
+            </w:tcMar>
+          </w:tcPr>
+          <w:p>
+            <w:pPr>
+              <w:spacing w:before="40" w:after="40"/>
+              <w:jc w:val="right"/>
+              <w:bidi w:val="1"/>
+            </w:pPr>
+            <w:r>
+              <w:rPr>
+                <w:rFonts w:ascii="Bahij Zar" w:hAnsi="Bahij Zar"/>
+                <w:i/>
+                <w:color w:val="0F172A"/>
+                <w:sz w:val="21"/>
+              </w:rPr>
+              <w:t>• **2022 Q.6**: "د رحمان بابا د کلام په فني خصوصیاتو او شعري ښکلا باندې بحث وکړئ او په مثالونو کې یې شعرونه خویش کړئ۔" (20 Marks)</w:t>
+            </w:r>
+          </w:p>
+        </w:tc>
+      </w:tr>
+    </w:tbl>
+    <w:p>
+      <w:pPr>
+        <w:spacing w:after="80"/>
+      </w:pPr>
+    </w:p>
+    <w:p>
+      <w:pPr>
+        <w:spacing w:line="276" w:lineRule="auto" w:before="20" w:after="80"/>
+        <w:jc w:val="both"/>
+      </w:pPr>
+      <w:r>
+        <w:rPr>
+          <w:rFonts w:ascii="Calibri" w:hAnsi="Calibri"/>
+          <w:color w:val="282828"/>
+          <w:sz w:val="22"/>
+        </w:rPr>
+        <w:t>&gt;</w:t>
+      </w:r>
+    </w:p>
+    <w:tbl>
+      <w:tblPr>
+        <w:tblW w:type="auto" w:w="0"/>
+        <w:jc w:val="center"/>
+        <w:tblLook w:firstColumn="1" w:firstRow="1" w:lastColumn="0" w:lastRow="0" w:noHBand="0" w:noVBand="1" w:val="04A0"/>
+      </w:tblPr>
+      <w:tblGrid>
+        <w:gridCol w:w="9936"/>
+      </w:tblGrid>
+      <w:tr>
+        <w:tc>
+          <w:tcPr>
+            <w:tcW w:type="dxa" w:w="9792"/>
+            <w:shd w:val="clear" w:color="auto" w:fill="F0F4F8"/>
+            <w:tcMar>
+              <w:top w:w="100" w:type="dxa"/>
+              <w:bottom w:w="100" w:type="dxa"/>
+              <w:left w:w="160" w:type="dxa"/>
+              <w:right w:w="160" w:type="dxa"/>
+            </w:tcMar>
+          </w:tcPr>
+          <w:p>
+            <w:pPr>
+              <w:spacing w:before="40" w:after="40"/>
+              <w:jc w:val="right"/>
+              <w:bidi w:val="1"/>
+            </w:pPr>
+            <w:r>
+              <w:rPr>
+                <w:rFonts w:ascii="Bahij Zar" w:hAnsi="Bahij Zar"/>
+                <w:i/>
+                <w:color w:val="0F172A"/>
+                <w:sz w:val="21"/>
+              </w:rPr>
+              <w:t>• **2022 Q.1 (MCQ #3)**: "د رحمان بابا د پلار نوم څه ؤ؟ (عبدالستار)" (1 Mark)</w:t>
+            </w:r>
+          </w:p>
+        </w:tc>
+      </w:tr>
+    </w:tbl>
+    <w:p>
+      <w:pPr>
+        <w:spacing w:after="80"/>
+      </w:pPr>
     </w:p>
     <w:p>
       <w:pPr>
@@ -294,6 +819,559 @@
         </w:rPr>
         <w:t>📊 د پښتو د درېیو سترو کلاسیکو شاعرانو پرتلیزه جدول (Classical Masters Matrix)</w:t>
       </w:r>
+    </w:p>
+    <w:tbl>
+      <w:tblPr>
+        <w:tblW w:type="auto" w:w="0"/>
+        <w:jc w:val="center"/>
+        <w:tblLayout w:type="fixed"/>
+        <w:tblLook w:firstColumn="1" w:firstRow="1" w:lastColumn="0" w:lastRow="0" w:noHBand="0" w:noVBand="1" w:val="04A0"/>
+      </w:tblPr>
+      <w:tblGrid>
+        <w:gridCol w:w="2484"/>
+        <w:gridCol w:w="2484"/>
+        <w:gridCol w:w="2484"/>
+        <w:gridCol w:w="2484"/>
+      </w:tblGrid>
+      <w:tr>
+        <w:tc>
+          <w:tcPr>
+            <w:tcW w:type="dxa" w:w="2484"/>
+            <w:tcMar>
+              <w:top w:w="80" w:type="dxa"/>
+              <w:bottom w:w="80" w:type="dxa"/>
+              <w:left w:w="100" w:type="dxa"/>
+              <w:right w:w="100" w:type="dxa"/>
+            </w:tcMar>
+            <w:shd w:val="clear" w:color="auto" w:fill="0E2B50"/>
+          </w:tcPr>
+          <w:p>
+            <w:pPr>
+              <w:jc w:val="right"/>
+              <w:bidi w:val="1"/>
+            </w:pPr>
+            <w:r>
+              <w:rPr>
+                <w:rFonts w:ascii="Bahij Nazanin" w:hAnsi="Bahij Nazanin"/>
+                <w:b/>
+                <w:color w:val="FFFFFF"/>
+                <w:sz w:val="19"/>
+              </w:rPr>
+              <w:t>ځانګړنه / ابعاد</w:t>
+            </w:r>
+          </w:p>
+        </w:tc>
+        <w:tc>
+          <w:tcPr>
+            <w:tcW w:type="dxa" w:w="2484"/>
+            <w:tcMar>
+              <w:top w:w="80" w:type="dxa"/>
+              <w:bottom w:w="80" w:type="dxa"/>
+              <w:left w:w="100" w:type="dxa"/>
+              <w:right w:w="100" w:type="dxa"/>
+            </w:tcMar>
+            <w:shd w:val="clear" w:color="auto" w:fill="0E2B50"/>
+          </w:tcPr>
+          <w:p>
+            <w:pPr>
+              <w:jc w:val="right"/>
+              <w:bidi w:val="1"/>
+            </w:pPr>
+            <w:r>
+              <w:rPr>
+                <w:rFonts w:ascii="Bahij Nazanin" w:hAnsi="Bahij Nazanin"/>
+                <w:b/>
+                <w:color w:val="FFFFFF"/>
+                <w:sz w:val="19"/>
+              </w:rPr>
+              <w:t>عبدالرحمان بابا</w:t>
+            </w:r>
+          </w:p>
+        </w:tc>
+        <w:tc>
+          <w:tcPr>
+            <w:tcW w:type="dxa" w:w="2484"/>
+            <w:tcMar>
+              <w:top w:w="80" w:type="dxa"/>
+              <w:bottom w:w="80" w:type="dxa"/>
+              <w:left w:w="100" w:type="dxa"/>
+              <w:right w:w="100" w:type="dxa"/>
+            </w:tcMar>
+            <w:shd w:val="clear" w:color="auto" w:fill="0E2B50"/>
+          </w:tcPr>
+          <w:p>
+            <w:pPr>
+              <w:jc w:val="right"/>
+              <w:bidi w:val="1"/>
+            </w:pPr>
+            <w:r>
+              <w:rPr>
+                <w:rFonts w:ascii="Bahij Nazanin" w:hAnsi="Bahij Nazanin"/>
+                <w:b/>
+                <w:color w:val="FFFFFF"/>
+                <w:sz w:val="19"/>
+              </w:rPr>
+              <w:t>خوشحال خان خټک</w:t>
+            </w:r>
+          </w:p>
+        </w:tc>
+        <w:tc>
+          <w:tcPr>
+            <w:tcW w:type="dxa" w:w="2484"/>
+            <w:tcMar>
+              <w:top w:w="80" w:type="dxa"/>
+              <w:bottom w:w="80" w:type="dxa"/>
+              <w:left w:w="100" w:type="dxa"/>
+              <w:right w:w="100" w:type="dxa"/>
+            </w:tcMar>
+            <w:shd w:val="clear" w:color="auto" w:fill="0E2B50"/>
+          </w:tcPr>
+          <w:p>
+            <w:pPr>
+              <w:jc w:val="right"/>
+              <w:bidi w:val="1"/>
+            </w:pPr>
+            <w:r>
+              <w:rPr>
+                <w:rFonts w:ascii="Bahij Nazanin" w:hAnsi="Bahij Nazanin"/>
+                <w:b/>
+                <w:color w:val="FFFFFF"/>
+                <w:sz w:val="19"/>
+              </w:rPr>
+              <w:t>عبدالحمید بابا (مومند)</w:t>
+            </w:r>
+          </w:p>
+        </w:tc>
+      </w:tr>
+      <w:tr>
+        <w:tc>
+          <w:tcPr>
+            <w:tcW w:type="dxa" w:w="2484"/>
+            <w:tcMar>
+              <w:top w:w="80" w:type="dxa"/>
+              <w:bottom w:w="80" w:type="dxa"/>
+              <w:left w:w="100" w:type="dxa"/>
+              <w:right w:w="100" w:type="dxa"/>
+            </w:tcMar>
+            <w:shd w:val="clear" w:color="auto" w:fill="F8FAFC"/>
+          </w:tcPr>
+          <w:p>
+            <w:pPr>
+              <w:jc w:val="right"/>
+              <w:bidi w:val="1"/>
+            </w:pPr>
+            <w:r>
+              <w:rPr>
+                <w:rFonts w:ascii="Bahij Nazanin" w:hAnsi="Bahij Nazanin"/>
+                <w:color w:val="1E293B"/>
+                <w:sz w:val="19"/>
+              </w:rPr>
+              <w:t>بنسټیز فکري محور</w:t>
+            </w:r>
+          </w:p>
+        </w:tc>
+        <w:tc>
+          <w:tcPr>
+            <w:tcW w:type="dxa" w:w="2484"/>
+            <w:tcMar>
+              <w:top w:w="80" w:type="dxa"/>
+              <w:bottom w:w="80" w:type="dxa"/>
+              <w:left w:w="100" w:type="dxa"/>
+              <w:right w:w="100" w:type="dxa"/>
+            </w:tcMar>
+            <w:shd w:val="clear" w:color="auto" w:fill="F8FAFC"/>
+          </w:tcPr>
+          <w:p>
+            <w:pPr>
+              <w:jc w:val="right"/>
+              <w:bidi w:val="1"/>
+            </w:pPr>
+            <w:r>
+              <w:rPr>
+                <w:rFonts w:ascii="Bahij Nazanin" w:hAnsi="Bahij Nazanin"/>
+                <w:color w:val="1E293B"/>
+                <w:sz w:val="19"/>
+              </w:rPr>
+              <w:t>تصوف، اخلاق، الهي مینه او قناعت</w:t>
+            </w:r>
+          </w:p>
+        </w:tc>
+        <w:tc>
+          <w:tcPr>
+            <w:tcW w:type="dxa" w:w="2484"/>
+            <w:tcMar>
+              <w:top w:w="80" w:type="dxa"/>
+              <w:bottom w:w="80" w:type="dxa"/>
+              <w:left w:w="100" w:type="dxa"/>
+              <w:right w:w="100" w:type="dxa"/>
+            </w:tcMar>
+            <w:shd w:val="clear" w:color="auto" w:fill="F8FAFC"/>
+          </w:tcPr>
+          <w:p>
+            <w:pPr>
+              <w:jc w:val="right"/>
+              <w:bidi w:val="1"/>
+            </w:pPr>
+            <w:r>
+              <w:rPr>
+                <w:rFonts w:ascii="Bahij Nazanin" w:hAnsi="Bahij Nazanin"/>
+                <w:color w:val="1E293B"/>
+                <w:sz w:val="19"/>
+              </w:rPr>
+              <w:t>حماسه، پښتونواله، سیاست او رزم</w:t>
+            </w:r>
+          </w:p>
+        </w:tc>
+        <w:tc>
+          <w:tcPr>
+            <w:tcW w:type="dxa" w:w="2484"/>
+            <w:tcMar>
+              <w:top w:w="80" w:type="dxa"/>
+              <w:bottom w:w="80" w:type="dxa"/>
+              <w:left w:w="100" w:type="dxa"/>
+              <w:right w:w="100" w:type="dxa"/>
+            </w:tcMar>
+            <w:shd w:val="clear" w:color="auto" w:fill="F8FAFC"/>
+          </w:tcPr>
+          <w:p>
+            <w:pPr>
+              <w:jc w:val="right"/>
+              <w:bidi w:val="1"/>
+            </w:pPr>
+            <w:r>
+              <w:rPr>
+                <w:rFonts w:ascii="Bahij Nazanin" w:hAnsi="Bahij Nazanin"/>
+                <w:color w:val="1E293B"/>
+                <w:sz w:val="19"/>
+              </w:rPr>
+              <w:t>جمالیات، نازکخیالي او هندي سبک</w:t>
+            </w:r>
+          </w:p>
+        </w:tc>
+      </w:tr>
+      <w:tr>
+        <w:tc>
+          <w:tcPr>
+            <w:tcW w:type="dxa" w:w="2484"/>
+            <w:tcMar>
+              <w:top w:w="80" w:type="dxa"/>
+              <w:bottom w:w="80" w:type="dxa"/>
+              <w:left w:w="100" w:type="dxa"/>
+              <w:right w:w="100" w:type="dxa"/>
+            </w:tcMar>
+            <w:shd w:val="clear" w:color="auto" w:fill="FFFFFF"/>
+          </w:tcPr>
+          <w:p>
+            <w:pPr>
+              <w:jc w:val="right"/>
+              <w:bidi w:val="1"/>
+            </w:pPr>
+            <w:r>
+              <w:rPr>
+                <w:rFonts w:ascii="Bahij Nazanin" w:hAnsi="Bahij Nazanin"/>
+                <w:color w:val="1E293B"/>
+                <w:sz w:val="19"/>
+              </w:rPr>
+              <w:t>اسلوب او ژبه</w:t>
+            </w:r>
+          </w:p>
+        </w:tc>
+        <w:tc>
+          <w:tcPr>
+            <w:tcW w:type="dxa" w:w="2484"/>
+            <w:tcMar>
+              <w:top w:w="80" w:type="dxa"/>
+              <w:bottom w:w="80" w:type="dxa"/>
+              <w:left w:w="100" w:type="dxa"/>
+              <w:right w:w="100" w:type="dxa"/>
+            </w:tcMar>
+            <w:shd w:val="clear" w:color="auto" w:fill="FFFFFF"/>
+          </w:tcPr>
+          <w:p>
+            <w:pPr>
+              <w:jc w:val="right"/>
+              <w:bidi w:val="1"/>
+            </w:pPr>
+            <w:r>
+              <w:rPr>
+                <w:rFonts w:ascii="Bahij Nazanin" w:hAnsi="Bahij Nazanin"/>
+                <w:color w:val="1E293B"/>
+                <w:sz w:val="19"/>
+              </w:rPr>
+              <w:t>سهلِ ممتنع، سلیسه، روانه او سوزناکه</w:t>
+            </w:r>
+          </w:p>
+        </w:tc>
+        <w:tc>
+          <w:tcPr>
+            <w:tcW w:type="dxa" w:w="2484"/>
+            <w:tcMar>
+              <w:top w:w="80" w:type="dxa"/>
+              <w:bottom w:w="80" w:type="dxa"/>
+              <w:left w:w="100" w:type="dxa"/>
+              <w:right w:w="100" w:type="dxa"/>
+            </w:tcMar>
+            <w:shd w:val="clear" w:color="auto" w:fill="FFFFFF"/>
+          </w:tcPr>
+          <w:p>
+            <w:pPr>
+              <w:jc w:val="right"/>
+              <w:bidi w:val="1"/>
+            </w:pPr>
+            <w:r>
+              <w:rPr>
+                <w:rFonts w:ascii="Bahij Nazanin" w:hAnsi="Bahij Nazanin"/>
+                <w:color w:val="1E293B"/>
+                <w:sz w:val="19"/>
+              </w:rPr>
+              <w:t>جرات منده، تنده، علمي او حاکمانه</w:t>
+            </w:r>
+          </w:p>
+        </w:tc>
+        <w:tc>
+          <w:tcPr>
+            <w:tcW w:type="dxa" w:w="2484"/>
+            <w:tcMar>
+              <w:top w:w="80" w:type="dxa"/>
+              <w:bottom w:w="80" w:type="dxa"/>
+              <w:left w:w="100" w:type="dxa"/>
+              <w:right w:w="100" w:type="dxa"/>
+            </w:tcMar>
+            <w:shd w:val="clear" w:color="auto" w:fill="FFFFFF"/>
+          </w:tcPr>
+          <w:p>
+            <w:pPr>
+              <w:jc w:val="right"/>
+              <w:bidi w:val="1"/>
+            </w:pPr>
+            <w:r>
+              <w:rPr>
+                <w:rFonts w:ascii="Bahij Nazanin" w:hAnsi="Bahij Nazanin"/>
+                <w:color w:val="1E293B"/>
+                <w:sz w:val="19"/>
+              </w:rPr>
+              <w:t>باریکه، استعاراتي او موشګافه</w:t>
+            </w:r>
+          </w:p>
+        </w:tc>
+      </w:tr>
+      <w:tr>
+        <w:tc>
+          <w:tcPr>
+            <w:tcW w:type="dxa" w:w="2484"/>
+            <w:tcMar>
+              <w:top w:w="80" w:type="dxa"/>
+              <w:bottom w:w="80" w:type="dxa"/>
+              <w:left w:w="100" w:type="dxa"/>
+              <w:right w:w="100" w:type="dxa"/>
+            </w:tcMar>
+            <w:shd w:val="clear" w:color="auto" w:fill="F8FAFC"/>
+          </w:tcPr>
+          <w:p>
+            <w:pPr>
+              <w:jc w:val="right"/>
+              <w:bidi w:val="1"/>
+            </w:pPr>
+            <w:r>
+              <w:rPr>
+                <w:rFonts w:ascii="Bahij Nazanin" w:hAnsi="Bahij Nazanin"/>
+                <w:color w:val="1E293B"/>
+                <w:sz w:val="19"/>
+              </w:rPr>
+              <w:t>اصلي موخه</w:t>
+            </w:r>
+          </w:p>
+        </w:tc>
+        <w:tc>
+          <w:tcPr>
+            <w:tcW w:type="dxa" w:w="2484"/>
+            <w:tcMar>
+              <w:top w:w="80" w:type="dxa"/>
+              <w:bottom w:w="80" w:type="dxa"/>
+              <w:left w:w="100" w:type="dxa"/>
+              <w:right w:w="100" w:type="dxa"/>
+            </w:tcMar>
+            <w:shd w:val="clear" w:color="auto" w:fill="F8FAFC"/>
+          </w:tcPr>
+          <w:p>
+            <w:pPr>
+              <w:jc w:val="right"/>
+              <w:bidi w:val="1"/>
+            </w:pPr>
+            <w:r>
+              <w:rPr>
+                <w:rFonts w:ascii="Bahij Nazanin" w:hAnsi="Bahij Nazanin"/>
+                <w:color w:val="1E293B"/>
+                <w:sz w:val="19"/>
+              </w:rPr>
+              <w:t>د نفس تزکیه او د روحاني نړۍ کشف</w:t>
+            </w:r>
+          </w:p>
+        </w:tc>
+        <w:tc>
+          <w:tcPr>
+            <w:tcW w:type="dxa" w:w="2484"/>
+            <w:tcMar>
+              <w:top w:w="80" w:type="dxa"/>
+              <w:bottom w:w="80" w:type="dxa"/>
+              <w:left w:w="100" w:type="dxa"/>
+              <w:right w:w="100" w:type="dxa"/>
+            </w:tcMar>
+            <w:shd w:val="clear" w:color="auto" w:fill="F8FAFC"/>
+          </w:tcPr>
+          <w:p>
+            <w:pPr>
+              <w:jc w:val="right"/>
+              <w:bidi w:val="1"/>
+            </w:pPr>
+            <w:r>
+              <w:rPr>
+                <w:rFonts w:ascii="Bahij Nazanin" w:hAnsi="Bahij Nazanin"/>
+                <w:color w:val="1E293B"/>
+                <w:sz w:val="19"/>
+              </w:rPr>
+              <w:t>د پښتنو قبايلو یووالی او د مغلو ماتول</w:t>
+            </w:r>
+          </w:p>
+        </w:tc>
+        <w:tc>
+          <w:tcPr>
+            <w:tcW w:type="dxa" w:w="2484"/>
+            <w:tcMar>
+              <w:top w:w="80" w:type="dxa"/>
+              <w:bottom w:w="80" w:type="dxa"/>
+              <w:left w:w="100" w:type="dxa"/>
+              <w:right w:w="100" w:type="dxa"/>
+            </w:tcMar>
+            <w:shd w:val="clear" w:color="auto" w:fill="F8FAFC"/>
+          </w:tcPr>
+          <w:p>
+            <w:pPr>
+              <w:jc w:val="right"/>
+              <w:bidi w:val="1"/>
+            </w:pPr>
+            <w:r>
+              <w:rPr>
+                <w:rFonts w:ascii="Bahij Nazanin" w:hAnsi="Bahij Nazanin"/>
+                <w:color w:val="1E293B"/>
+                <w:sz w:val="19"/>
+              </w:rPr>
+              <w:t>د خیال افریني او د صنائعو کمال</w:t>
+            </w:r>
+          </w:p>
+        </w:tc>
+      </w:tr>
+      <w:tr>
+        <w:tc>
+          <w:tcPr>
+            <w:tcW w:type="dxa" w:w="2484"/>
+            <w:tcMar>
+              <w:top w:w="80" w:type="dxa"/>
+              <w:bottom w:w="80" w:type="dxa"/>
+              <w:left w:w="100" w:type="dxa"/>
+              <w:right w:w="100" w:type="dxa"/>
+            </w:tcMar>
+            <w:shd w:val="clear" w:color="auto" w:fill="FFFFFF"/>
+          </w:tcPr>
+          <w:p>
+            <w:pPr>
+              <w:jc w:val="right"/>
+              <w:bidi w:val="1"/>
+            </w:pPr>
+            <w:r>
+              <w:rPr>
+                <w:rFonts w:ascii="Bahij Nazanin" w:hAnsi="Bahij Nazanin"/>
+                <w:color w:val="1E293B"/>
+                <w:sz w:val="19"/>
+              </w:rPr>
+              <w:t>د اولس په منځ کې ځای</w:t>
+            </w:r>
+          </w:p>
+        </w:tc>
+        <w:tc>
+          <w:tcPr>
+            <w:tcW w:type="dxa" w:w="2484"/>
+            <w:tcMar>
+              <w:top w:w="80" w:type="dxa"/>
+              <w:bottom w:w="80" w:type="dxa"/>
+              <w:left w:w="100" w:type="dxa"/>
+              <w:right w:w="100" w:type="dxa"/>
+            </w:tcMar>
+            <w:shd w:val="clear" w:color="auto" w:fill="FFFFFF"/>
+          </w:tcPr>
+          <w:p>
+            <w:pPr>
+              <w:jc w:val="right"/>
+              <w:bidi w:val="1"/>
+            </w:pPr>
+            <w:r>
+              <w:rPr>
+                <w:rFonts w:ascii="Bahij Nazanin" w:hAnsi="Bahij Nazanin"/>
+                <w:color w:val="1E293B"/>
+                <w:sz w:val="19"/>
+              </w:rPr>
+              <w:t>د زړونو سلطان؛ کلام یې په کور کور کې فال کتل کېږي</w:t>
+            </w:r>
+          </w:p>
+        </w:tc>
+        <w:tc>
+          <w:tcPr>
+            <w:tcW w:type="dxa" w:w="2484"/>
+            <w:tcMar>
+              <w:top w:w="80" w:type="dxa"/>
+              <w:bottom w:w="80" w:type="dxa"/>
+              <w:left w:w="100" w:type="dxa"/>
+              <w:right w:w="100" w:type="dxa"/>
+            </w:tcMar>
+            <w:shd w:val="clear" w:color="auto" w:fill="FFFFFF"/>
+          </w:tcPr>
+          <w:p>
+            <w:pPr>
+              <w:jc w:val="right"/>
+              <w:bidi w:val="1"/>
+            </w:pPr>
+            <w:r>
+              <w:rPr>
+                <w:rFonts w:ascii="Bahij Nazanin" w:hAnsi="Bahij Nazanin"/>
+                <w:color w:val="1E293B"/>
+                <w:sz w:val="19"/>
+              </w:rPr>
+              <w:t>د تورې او قلم خاوند؛ ملي اتل</w:t>
+            </w:r>
+          </w:p>
+        </w:tc>
+        <w:tc>
+          <w:tcPr>
+            <w:tcW w:type="dxa" w:w="2484"/>
+            <w:tcMar>
+              <w:top w:w="80" w:type="dxa"/>
+              <w:bottom w:w="80" w:type="dxa"/>
+              <w:left w:w="100" w:type="dxa"/>
+              <w:right w:w="100" w:type="dxa"/>
+            </w:tcMar>
+            <w:shd w:val="clear" w:color="auto" w:fill="FFFFFF"/>
+          </w:tcPr>
+          <w:p>
+            <w:pPr>
+              <w:jc w:val="right"/>
+              <w:bidi w:val="1"/>
+            </w:pPr>
+            <w:r>
+              <w:rPr>
+                <w:rFonts w:ascii="Bahij Nazanin" w:hAnsi="Bahij Nazanin"/>
+                <w:color w:val="1E293B"/>
+                <w:sz w:val="19"/>
+              </w:rPr>
+              <w:t>د خواصو او ژبپوهانو د علمي مطالعې مرجع</w:t>
+            </w:r>
+          </w:p>
+        </w:tc>
+      </w:tr>
+    </w:tbl>
+    <w:p>
+      <w:pPr>
+        <w:spacing w:after="80"/>
+      </w:pPr>
     </w:p>
     <w:p>
       <w:pPr>
@@ -1458,6 +2536,815 @@
         <w:t>💬 د پوهانو او مستشرقینو مستند اقوال (Academic Quotation Bank)</w:t>
       </w:r>
     </w:p>
+    <w:tbl>
+      <w:tblPr>
+        <w:tblW w:type="auto" w:w="0"/>
+        <w:jc w:val="center"/>
+        <w:tblLayout w:type="fixed"/>
+        <w:tblLook w:firstColumn="1" w:firstRow="1" w:lastColumn="0" w:lastRow="0" w:noHBand="0" w:noVBand="1" w:val="04A0"/>
+      </w:tblPr>
+      <w:tblGrid>
+        <w:gridCol w:w="1987"/>
+        <w:gridCol w:w="1987"/>
+        <w:gridCol w:w="1987"/>
+        <w:gridCol w:w="1987"/>
+        <w:gridCol w:w="1987"/>
+      </w:tblGrid>
+      <w:tr>
+        <w:tc>
+          <w:tcPr>
+            <w:tcW w:type="dxa" w:w="1987"/>
+            <w:tcMar>
+              <w:top w:w="80" w:type="dxa"/>
+              <w:bottom w:w="80" w:type="dxa"/>
+              <w:left w:w="100" w:type="dxa"/>
+              <w:right w:w="100" w:type="dxa"/>
+            </w:tcMar>
+            <w:shd w:val="clear" w:color="auto" w:fill="0E2B50"/>
+          </w:tcPr>
+          <w:p>
+            <w:pPr>
+              <w:jc w:val="left"/>
+            </w:pPr>
+            <w:r>
+              <w:rPr>
+                <w:rFonts w:ascii="Calibri" w:hAnsi="Calibri"/>
+                <w:b/>
+                <w:color w:val="FFFFFF"/>
+                <w:sz w:val="19"/>
+              </w:rPr>
+              <w:t>#</w:t>
+            </w:r>
+          </w:p>
+        </w:tc>
+        <w:tc>
+          <w:tcPr>
+            <w:tcW w:type="dxa" w:w="1987"/>
+            <w:tcMar>
+              <w:top w:w="80" w:type="dxa"/>
+              <w:bottom w:w="80" w:type="dxa"/>
+              <w:left w:w="100" w:type="dxa"/>
+              <w:right w:w="100" w:type="dxa"/>
+            </w:tcMar>
+            <w:shd w:val="clear" w:color="auto" w:fill="0E2B50"/>
+          </w:tcPr>
+          <w:p>
+            <w:pPr>
+              <w:jc w:val="right"/>
+              <w:bidi w:val="1"/>
+            </w:pPr>
+            <w:r>
+              <w:rPr>
+                <w:rFonts w:ascii="Bahij Nazanin" w:hAnsi="Bahij Nazanin"/>
+                <w:b/>
+                <w:color w:val="FFFFFF"/>
+                <w:sz w:val="19"/>
+              </w:rPr>
+              <w:t>محقق / ژبپوهاند</w:t>
+            </w:r>
+          </w:p>
+        </w:tc>
+        <w:tc>
+          <w:tcPr>
+            <w:tcW w:type="dxa" w:w="1987"/>
+            <w:tcMar>
+              <w:top w:w="80" w:type="dxa"/>
+              <w:bottom w:w="80" w:type="dxa"/>
+              <w:left w:w="100" w:type="dxa"/>
+              <w:right w:w="100" w:type="dxa"/>
+            </w:tcMar>
+            <w:shd w:val="clear" w:color="auto" w:fill="0E2B50"/>
+          </w:tcPr>
+          <w:p>
+            <w:pPr>
+              <w:jc w:val="right"/>
+              <w:bidi w:val="1"/>
+            </w:pPr>
+            <w:r>
+              <w:rPr>
+                <w:rFonts w:ascii="Bahij Nazanin" w:hAnsi="Bahij Nazanin"/>
+                <w:b/>
+                <w:color w:val="FFFFFF"/>
+                <w:sz w:val="19"/>
+              </w:rPr>
+              <w:t>اثر او کال</w:t>
+            </w:r>
+          </w:p>
+        </w:tc>
+        <w:tc>
+          <w:tcPr>
+            <w:tcW w:type="dxa" w:w="1987"/>
+            <w:tcMar>
+              <w:top w:w="80" w:type="dxa"/>
+              <w:bottom w:w="80" w:type="dxa"/>
+              <w:left w:w="100" w:type="dxa"/>
+              <w:right w:w="100" w:type="dxa"/>
+            </w:tcMar>
+            <w:shd w:val="clear" w:color="auto" w:fill="0E2B50"/>
+          </w:tcPr>
+          <w:p>
+            <w:pPr>
+              <w:jc w:val="right"/>
+              <w:bidi w:val="1"/>
+            </w:pPr>
+            <w:r>
+              <w:rPr>
+                <w:rFonts w:ascii="Bahij Nazanin" w:hAnsi="Bahij Nazanin"/>
+                <w:b/>
+                <w:color w:val="FFFFFF"/>
+                <w:sz w:val="19"/>
+              </w:rPr>
+              <w:t>مستند قول (Verbatim Quote)</w:t>
+            </w:r>
+          </w:p>
+        </w:tc>
+        <w:tc>
+          <w:tcPr>
+            <w:tcW w:type="dxa" w:w="1987"/>
+            <w:tcMar>
+              <w:top w:w="80" w:type="dxa"/>
+              <w:bottom w:w="80" w:type="dxa"/>
+              <w:left w:w="100" w:type="dxa"/>
+              <w:right w:w="100" w:type="dxa"/>
+            </w:tcMar>
+            <w:shd w:val="clear" w:color="auto" w:fill="0E2B50"/>
+          </w:tcPr>
+          <w:p>
+            <w:pPr>
+              <w:jc w:val="right"/>
+              <w:bidi w:val="1"/>
+            </w:pPr>
+            <w:r>
+              <w:rPr>
+                <w:rFonts w:ascii="Bahij Nazanin" w:hAnsi="Bahij Nazanin"/>
+                <w:b/>
+                <w:color w:val="FFFFFF"/>
+                <w:sz w:val="19"/>
+              </w:rPr>
+              <w:t>امتحاني افاده</w:t>
+            </w:r>
+          </w:p>
+        </w:tc>
+      </w:tr>
+      <w:tr>
+        <w:tc>
+          <w:tcPr>
+            <w:tcW w:type="dxa" w:w="1987"/>
+            <w:tcMar>
+              <w:top w:w="80" w:type="dxa"/>
+              <w:bottom w:w="80" w:type="dxa"/>
+              <w:left w:w="100" w:type="dxa"/>
+              <w:right w:w="100" w:type="dxa"/>
+            </w:tcMar>
+            <w:shd w:val="clear" w:color="auto" w:fill="F8FAFC"/>
+          </w:tcPr>
+          <w:p>
+            <w:pPr>
+              <w:jc w:val="left"/>
+            </w:pPr>
+            <w:r>
+              <w:rPr>
+                <w:rFonts w:ascii="Calibri" w:hAnsi="Calibri"/>
+                <w:color w:val="1E293B"/>
+                <w:sz w:val="19"/>
+              </w:rPr>
+              <w:t>1</w:t>
+            </w:r>
+          </w:p>
+        </w:tc>
+        <w:tc>
+          <w:tcPr>
+            <w:tcW w:type="dxa" w:w="1987"/>
+            <w:tcMar>
+              <w:top w:w="80" w:type="dxa"/>
+              <w:bottom w:w="80" w:type="dxa"/>
+              <w:left w:w="100" w:type="dxa"/>
+              <w:right w:w="100" w:type="dxa"/>
+            </w:tcMar>
+            <w:shd w:val="clear" w:color="auto" w:fill="F8FAFC"/>
+          </w:tcPr>
+          <w:p>
+            <w:pPr>
+              <w:jc w:val="right"/>
+              <w:bidi w:val="1"/>
+            </w:pPr>
+            <w:r>
+              <w:rPr>
+                <w:rFonts w:ascii="Bahij Nazanin" w:hAnsi="Bahij Nazanin"/>
+                <w:color w:val="1E293B"/>
+                <w:sz w:val="19"/>
+              </w:rPr>
+              <w:t>پوهاند عبدالحی حبیبي</w:t>
+            </w:r>
+          </w:p>
+        </w:tc>
+        <w:tc>
+          <w:tcPr>
+            <w:tcW w:type="dxa" w:w="1987"/>
+            <w:tcMar>
+              <w:top w:w="80" w:type="dxa"/>
+              <w:bottom w:w="80" w:type="dxa"/>
+              <w:left w:w="100" w:type="dxa"/>
+              <w:right w:w="100" w:type="dxa"/>
+            </w:tcMar>
+            <w:shd w:val="clear" w:color="auto" w:fill="F8FAFC"/>
+          </w:tcPr>
+          <w:p>
+            <w:pPr>
+              <w:jc w:val="right"/>
+              <w:bidi w:val="1"/>
+            </w:pPr>
+            <w:r>
+              <w:rPr>
+                <w:rFonts w:ascii="Bahij Nazanin" w:hAnsi="Bahij Nazanin"/>
+                <w:color w:val="1E293B"/>
+                <w:sz w:val="19"/>
+              </w:rPr>
+              <w:t>*د پښتو ادبیاتو تاریخ (۱۹۶۸)*</w:t>
+            </w:r>
+          </w:p>
+        </w:tc>
+        <w:tc>
+          <w:tcPr>
+            <w:tcW w:type="dxa" w:w="1987"/>
+            <w:tcMar>
+              <w:top w:w="80" w:type="dxa"/>
+              <w:bottom w:w="80" w:type="dxa"/>
+              <w:left w:w="100" w:type="dxa"/>
+              <w:right w:w="100" w:type="dxa"/>
+            </w:tcMar>
+            <w:shd w:val="clear" w:color="auto" w:fill="F8FAFC"/>
+          </w:tcPr>
+          <w:p>
+            <w:pPr>
+              <w:jc w:val="right"/>
+              <w:bidi w:val="1"/>
+            </w:pPr>
+            <w:r>
+              <w:rPr>
+                <w:rFonts w:ascii="Bahij Nazanin" w:hAnsi="Bahij Nazanin"/>
+                <w:color w:val="1E293B"/>
+                <w:sz w:val="19"/>
+              </w:rPr>
+              <w:t>«رحمان بابا د پښتو هغه مقدس شاعر دی چې پښتو ژبه یې د وحدت الوجود او انساني فصاحت په لوړو پوړیو کښېنوله؛ د ده کلام د پښتون د وجدان غږ دی۔»</w:t>
+            </w:r>
+          </w:p>
+        </w:tc>
+        <w:tc>
+          <w:tcPr>
+            <w:tcW w:type="dxa" w:w="1987"/>
+            <w:tcMar>
+              <w:top w:w="80" w:type="dxa"/>
+              <w:bottom w:w="80" w:type="dxa"/>
+              <w:left w:w="100" w:type="dxa"/>
+              <w:right w:w="100" w:type="dxa"/>
+            </w:tcMar>
+            <w:shd w:val="clear" w:color="auto" w:fill="F8FAFC"/>
+          </w:tcPr>
+          <w:p>
+            <w:pPr>
+              <w:jc w:val="right"/>
+              <w:bidi w:val="1"/>
+            </w:pPr>
+            <w:r>
+              <w:rPr>
+                <w:rFonts w:ascii="Bahij Nazanin" w:hAnsi="Bahij Nazanin"/>
+                <w:color w:val="1E293B"/>
+                <w:sz w:val="19"/>
+              </w:rPr>
+              <w:t>د صوفیانه او کلتوري وزن په بیان کې۔</w:t>
+            </w:r>
+          </w:p>
+        </w:tc>
+      </w:tr>
+      <w:tr>
+        <w:tc>
+          <w:tcPr>
+            <w:tcW w:type="dxa" w:w="1987"/>
+            <w:tcMar>
+              <w:top w:w="80" w:type="dxa"/>
+              <w:bottom w:w="80" w:type="dxa"/>
+              <w:left w:w="100" w:type="dxa"/>
+              <w:right w:w="100" w:type="dxa"/>
+            </w:tcMar>
+            <w:shd w:val="clear" w:color="auto" w:fill="FFFFFF"/>
+          </w:tcPr>
+          <w:p>
+            <w:pPr>
+              <w:jc w:val="left"/>
+            </w:pPr>
+            <w:r>
+              <w:rPr>
+                <w:rFonts w:ascii="Calibri" w:hAnsi="Calibri"/>
+                <w:color w:val="1E293B"/>
+                <w:sz w:val="19"/>
+              </w:rPr>
+              <w:t>2</w:t>
+            </w:r>
+          </w:p>
+        </w:tc>
+        <w:tc>
+          <w:tcPr>
+            <w:tcW w:type="dxa" w:w="1987"/>
+            <w:tcMar>
+              <w:top w:w="80" w:type="dxa"/>
+              <w:bottom w:w="80" w:type="dxa"/>
+              <w:left w:w="100" w:type="dxa"/>
+              <w:right w:w="100" w:type="dxa"/>
+            </w:tcMar>
+            <w:shd w:val="clear" w:color="auto" w:fill="FFFFFF"/>
+          </w:tcPr>
+          <w:p>
+            <w:pPr>
+              <w:jc w:val="right"/>
+              <w:bidi w:val="1"/>
+            </w:pPr>
+            <w:r>
+              <w:rPr>
+                <w:rFonts w:ascii="Bahij Nazanin" w:hAnsi="Bahij Nazanin"/>
+                <w:color w:val="1E293B"/>
+                <w:sz w:val="19"/>
+              </w:rPr>
+              <w:t>امیر حمزه خان شینواری</w:t>
+            </w:r>
+          </w:p>
+        </w:tc>
+        <w:tc>
+          <w:tcPr>
+            <w:tcW w:type="dxa" w:w="1987"/>
+            <w:tcMar>
+              <w:top w:w="80" w:type="dxa"/>
+              <w:bottom w:w="80" w:type="dxa"/>
+              <w:left w:w="100" w:type="dxa"/>
+              <w:right w:w="100" w:type="dxa"/>
+            </w:tcMar>
+            <w:shd w:val="clear" w:color="auto" w:fill="FFFFFF"/>
+          </w:tcPr>
+          <w:p>
+            <w:pPr>
+              <w:jc w:val="right"/>
+              <w:bidi w:val="1"/>
+            </w:pPr>
+            <w:r>
+              <w:rPr>
+                <w:rFonts w:ascii="Bahij Nazanin" w:hAnsi="Bahij Nazanin"/>
+                <w:color w:val="1E293B"/>
+                <w:sz w:val="19"/>
+              </w:rPr>
+              <w:t>*د غزل ارتقاء (۱۹۷۶)*</w:t>
+            </w:r>
+          </w:p>
+        </w:tc>
+        <w:tc>
+          <w:tcPr>
+            <w:tcW w:type="dxa" w:w="1987"/>
+            <w:tcMar>
+              <w:top w:w="80" w:type="dxa"/>
+              <w:bottom w:w="80" w:type="dxa"/>
+              <w:left w:w="100" w:type="dxa"/>
+              <w:right w:w="100" w:type="dxa"/>
+            </w:tcMar>
+            <w:shd w:val="clear" w:color="auto" w:fill="FFFFFF"/>
+          </w:tcPr>
+          <w:p>
+            <w:pPr>
+              <w:jc w:val="right"/>
+              <w:bidi w:val="1"/>
+            </w:pPr>
+            <w:r>
+              <w:rPr>
+                <w:rFonts w:ascii="Bahij Nazanin" w:hAnsi="Bahij Nazanin"/>
+                <w:color w:val="1E293B"/>
+                <w:sz w:val="19"/>
+              </w:rPr>
+              <w:t>«د رحمان بابا شعر هغه سمندر دی چې اوبه یې دومره رڼې دي چې ښکته کاڼي پکې ښکاري، خو دومره ژورې دي چې لامبو زن پکې ډوبېږي؛ دا د سهلِ ممتنع رښتینی اعجاز دی۔»</w:t>
+            </w:r>
+          </w:p>
+        </w:tc>
+        <w:tc>
+          <w:tcPr>
+            <w:tcW w:type="dxa" w:w="1987"/>
+            <w:tcMar>
+              <w:top w:w="80" w:type="dxa"/>
+              <w:bottom w:w="80" w:type="dxa"/>
+              <w:left w:w="100" w:type="dxa"/>
+              <w:right w:w="100" w:type="dxa"/>
+            </w:tcMar>
+            <w:shd w:val="clear" w:color="auto" w:fill="FFFFFF"/>
+          </w:tcPr>
+          <w:p>
+            <w:pPr>
+              <w:jc w:val="right"/>
+              <w:bidi w:val="1"/>
+            </w:pPr>
+            <w:r>
+              <w:rPr>
+                <w:rFonts w:ascii="Bahij Nazanin" w:hAnsi="Bahij Nazanin"/>
+                <w:color w:val="1E293B"/>
+                <w:sz w:val="19"/>
+              </w:rPr>
+              <w:t>د سهلِ ممتنع په فني تشریح کې۔</w:t>
+            </w:r>
+          </w:p>
+        </w:tc>
+      </w:tr>
+      <w:tr>
+        <w:tc>
+          <w:tcPr>
+            <w:tcW w:type="dxa" w:w="1987"/>
+            <w:tcMar>
+              <w:top w:w="80" w:type="dxa"/>
+              <w:bottom w:w="80" w:type="dxa"/>
+              <w:left w:w="100" w:type="dxa"/>
+              <w:right w:w="100" w:type="dxa"/>
+            </w:tcMar>
+            <w:shd w:val="clear" w:color="auto" w:fill="F8FAFC"/>
+          </w:tcPr>
+          <w:p>
+            <w:pPr>
+              <w:jc w:val="left"/>
+            </w:pPr>
+            <w:r>
+              <w:rPr>
+                <w:rFonts w:ascii="Calibri" w:hAnsi="Calibri"/>
+                <w:color w:val="1E293B"/>
+                <w:sz w:val="19"/>
+              </w:rPr>
+              <w:t>3</w:t>
+            </w:r>
+          </w:p>
+        </w:tc>
+        <w:tc>
+          <w:tcPr>
+            <w:tcW w:type="dxa" w:w="1987"/>
+            <w:tcMar>
+              <w:top w:w="80" w:type="dxa"/>
+              <w:bottom w:w="80" w:type="dxa"/>
+              <w:left w:w="100" w:type="dxa"/>
+              <w:right w:w="100" w:type="dxa"/>
+            </w:tcMar>
+            <w:shd w:val="clear" w:color="auto" w:fill="F8FAFC"/>
+          </w:tcPr>
+          <w:p>
+            <w:pPr>
+              <w:jc w:val="right"/>
+              <w:bidi w:val="1"/>
+            </w:pPr>
+            <w:r>
+              <w:rPr>
+                <w:rFonts w:ascii="Bahij Nazanin" w:hAnsi="Bahij Nazanin"/>
+                <w:color w:val="1E293B"/>
+                <w:sz w:val="19"/>
+              </w:rPr>
+              <w:t>میجر ایچ جي راورټي (H.G. Raverty)</w:t>
+            </w:r>
+          </w:p>
+        </w:tc>
+        <w:tc>
+          <w:tcPr>
+            <w:tcW w:type="dxa" w:w="1987"/>
+            <w:tcMar>
+              <w:top w:w="80" w:type="dxa"/>
+              <w:bottom w:w="80" w:type="dxa"/>
+              <w:left w:w="100" w:type="dxa"/>
+              <w:right w:w="100" w:type="dxa"/>
+            </w:tcMar>
+            <w:shd w:val="clear" w:color="auto" w:fill="F8FAFC"/>
+          </w:tcPr>
+          <w:p>
+            <w:pPr>
+              <w:jc w:val="left"/>
+            </w:pPr>
+            <w:r>
+              <w:rPr>
+                <w:rFonts w:ascii="Calibri" w:hAnsi="Calibri"/>
+                <w:color w:val="1E293B"/>
+                <w:sz w:val="19"/>
+              </w:rPr>
+              <w:t>*Poetry of the Afghans (1862)*</w:t>
+            </w:r>
+          </w:p>
+        </w:tc>
+        <w:tc>
+          <w:tcPr>
+            <w:tcW w:type="dxa" w:w="1987"/>
+            <w:tcMar>
+              <w:top w:w="80" w:type="dxa"/>
+              <w:bottom w:w="80" w:type="dxa"/>
+              <w:left w:w="100" w:type="dxa"/>
+              <w:right w:w="100" w:type="dxa"/>
+            </w:tcMar>
+            <w:shd w:val="clear" w:color="auto" w:fill="F8FAFC"/>
+          </w:tcPr>
+          <w:p>
+            <w:pPr>
+              <w:jc w:val="left"/>
+            </w:pPr>
+            <w:r>
+              <w:rPr>
+                <w:rFonts w:ascii="Calibri" w:hAnsi="Calibri"/>
+                <w:color w:val="1E293B"/>
+                <w:sz w:val="19"/>
+              </w:rPr>
+              <w:t>*"Rahman is the Nightingale of Pashto, whose verses breathe the sweetest strains of moral piety, divine love, and mystical harmony."*</w:t>
+            </w:r>
+          </w:p>
+        </w:tc>
+        <w:tc>
+          <w:tcPr>
+            <w:tcW w:type="dxa" w:w="1987"/>
+            <w:tcMar>
+              <w:top w:w="80" w:type="dxa"/>
+              <w:bottom w:w="80" w:type="dxa"/>
+              <w:left w:w="100" w:type="dxa"/>
+              <w:right w:w="100" w:type="dxa"/>
+            </w:tcMar>
+            <w:shd w:val="clear" w:color="auto" w:fill="F8FAFC"/>
+          </w:tcPr>
+          <w:p>
+            <w:pPr>
+              <w:jc w:val="right"/>
+              <w:bidi w:val="1"/>
+            </w:pPr>
+            <w:r>
+              <w:rPr>
+                <w:rFonts w:ascii="Bahij Nazanin" w:hAnsi="Bahij Nazanin"/>
+                <w:color w:val="1E293B"/>
+                <w:sz w:val="19"/>
+              </w:rPr>
+              <w:t>د انګلیسي او مستشرقینو د نظر په ملاتړ کې۔</w:t>
+            </w:r>
+          </w:p>
+        </w:tc>
+      </w:tr>
+      <w:tr>
+        <w:tc>
+          <w:tcPr>
+            <w:tcW w:type="dxa" w:w="1987"/>
+            <w:tcMar>
+              <w:top w:w="80" w:type="dxa"/>
+              <w:bottom w:w="80" w:type="dxa"/>
+              <w:left w:w="100" w:type="dxa"/>
+              <w:right w:w="100" w:type="dxa"/>
+            </w:tcMar>
+            <w:shd w:val="clear" w:color="auto" w:fill="FFFFFF"/>
+          </w:tcPr>
+          <w:p>
+            <w:pPr>
+              <w:jc w:val="left"/>
+            </w:pPr>
+            <w:r>
+              <w:rPr>
+                <w:rFonts w:ascii="Calibri" w:hAnsi="Calibri"/>
+                <w:color w:val="1E293B"/>
+                <w:sz w:val="19"/>
+              </w:rPr>
+              <w:t>4</w:t>
+            </w:r>
+          </w:p>
+        </w:tc>
+        <w:tc>
+          <w:tcPr>
+            <w:tcW w:type="dxa" w:w="1987"/>
+            <w:tcMar>
+              <w:top w:w="80" w:type="dxa"/>
+              <w:bottom w:w="80" w:type="dxa"/>
+              <w:left w:w="100" w:type="dxa"/>
+              <w:right w:w="100" w:type="dxa"/>
+            </w:tcMar>
+            <w:shd w:val="clear" w:color="auto" w:fill="FFFFFF"/>
+          </w:tcPr>
+          <w:p>
+            <w:pPr>
+              <w:jc w:val="right"/>
+              <w:bidi w:val="1"/>
+            </w:pPr>
+            <w:r>
+              <w:rPr>
+                <w:rFonts w:ascii="Bahij Nazanin" w:hAnsi="Bahij Nazanin"/>
+                <w:color w:val="1E293B"/>
+                <w:sz w:val="19"/>
+              </w:rPr>
+              <w:t>قلندر مومند</w:t>
+            </w:r>
+          </w:p>
+        </w:tc>
+        <w:tc>
+          <w:tcPr>
+            <w:tcW w:type="dxa" w:w="1987"/>
+            <w:tcMar>
+              <w:top w:w="80" w:type="dxa"/>
+              <w:bottom w:w="80" w:type="dxa"/>
+              <w:left w:w="100" w:type="dxa"/>
+              <w:right w:w="100" w:type="dxa"/>
+            </w:tcMar>
+            <w:shd w:val="clear" w:color="auto" w:fill="FFFFFF"/>
+          </w:tcPr>
+          <w:p>
+            <w:pPr>
+              <w:jc w:val="right"/>
+              <w:bidi w:val="1"/>
+            </w:pPr>
+            <w:r>
+              <w:rPr>
+                <w:rFonts w:ascii="Bahij Nazanin" w:hAnsi="Bahij Nazanin"/>
+                <w:color w:val="1E293B"/>
+                <w:sz w:val="19"/>
+              </w:rPr>
+              <w:t>*د رحمان بابا د دیوان تنقیدي پیژندنه (۱۹۸۶)*</w:t>
+            </w:r>
+          </w:p>
+        </w:tc>
+        <w:tc>
+          <w:tcPr>
+            <w:tcW w:type="dxa" w:w="1987"/>
+            <w:tcMar>
+              <w:top w:w="80" w:type="dxa"/>
+              <w:bottom w:w="80" w:type="dxa"/>
+              <w:left w:w="100" w:type="dxa"/>
+              <w:right w:w="100" w:type="dxa"/>
+            </w:tcMar>
+            <w:shd w:val="clear" w:color="auto" w:fill="FFFFFF"/>
+          </w:tcPr>
+          <w:p>
+            <w:pPr>
+              <w:jc w:val="right"/>
+              <w:bidi w:val="1"/>
+            </w:pPr>
+            <w:r>
+              <w:rPr>
+                <w:rFonts w:ascii="Bahij Nazanin" w:hAnsi="Bahij Nazanin"/>
+                <w:color w:val="1E293B"/>
+                <w:sz w:val="19"/>
+              </w:rPr>
+              <w:t>«د رحمان بابا په ژبه کښې ترنم او موسیقیت داسې اخښل شوی دی چې بې له سازه هم د انسان په رګونو کښې د رقص احساس راپیدا کوي۔»</w:t>
+            </w:r>
+          </w:p>
+        </w:tc>
+        <w:tc>
+          <w:tcPr>
+            <w:tcW w:type="dxa" w:w="1987"/>
+            <w:tcMar>
+              <w:top w:w="80" w:type="dxa"/>
+              <w:bottom w:w="80" w:type="dxa"/>
+              <w:left w:w="100" w:type="dxa"/>
+              <w:right w:w="100" w:type="dxa"/>
+            </w:tcMar>
+            <w:shd w:val="clear" w:color="auto" w:fill="FFFFFF"/>
+          </w:tcPr>
+          <w:p>
+            <w:pPr>
+              <w:jc w:val="right"/>
+              <w:bidi w:val="1"/>
+            </w:pPr>
+            <w:r>
+              <w:rPr>
+                <w:rFonts w:ascii="Bahij Nazanin" w:hAnsi="Bahij Nazanin"/>
+                <w:color w:val="1E293B"/>
+                <w:sz w:val="19"/>
+              </w:rPr>
+              <w:t>د رحمان بابا د موسیقیت او تال په ثبوت کې۔</w:t>
+            </w:r>
+          </w:p>
+        </w:tc>
+      </w:tr>
+      <w:tr>
+        <w:tc>
+          <w:tcPr>
+            <w:tcW w:type="dxa" w:w="1987"/>
+            <w:tcMar>
+              <w:top w:w="80" w:type="dxa"/>
+              <w:bottom w:w="80" w:type="dxa"/>
+              <w:left w:w="100" w:type="dxa"/>
+              <w:right w:w="100" w:type="dxa"/>
+            </w:tcMar>
+            <w:shd w:val="clear" w:color="auto" w:fill="F8FAFC"/>
+          </w:tcPr>
+          <w:p>
+            <w:pPr>
+              <w:jc w:val="left"/>
+            </w:pPr>
+            <w:r>
+              <w:rPr>
+                <w:rFonts w:ascii="Calibri" w:hAnsi="Calibri"/>
+                <w:color w:val="1E293B"/>
+                <w:sz w:val="19"/>
+              </w:rPr>
+              <w:t>5</w:t>
+            </w:r>
+          </w:p>
+        </w:tc>
+        <w:tc>
+          <w:tcPr>
+            <w:tcW w:type="dxa" w:w="1987"/>
+            <w:tcMar>
+              <w:top w:w="80" w:type="dxa"/>
+              <w:bottom w:w="80" w:type="dxa"/>
+              <w:left w:w="100" w:type="dxa"/>
+              <w:right w:w="100" w:type="dxa"/>
+            </w:tcMar>
+            <w:shd w:val="clear" w:color="auto" w:fill="F8FAFC"/>
+          </w:tcPr>
+          <w:p>
+            <w:pPr>
+              <w:jc w:val="right"/>
+              <w:bidi w:val="1"/>
+            </w:pPr>
+            <w:r>
+              <w:rPr>
+                <w:rFonts w:ascii="Bahij Nazanin" w:hAnsi="Bahij Nazanin"/>
+                <w:color w:val="1E293B"/>
+                <w:sz w:val="19"/>
+              </w:rPr>
+              <w:t>ډاکټر راج ولي شاه خټک</w:t>
+            </w:r>
+          </w:p>
+        </w:tc>
+        <w:tc>
+          <w:tcPr>
+            <w:tcW w:type="dxa" w:w="1987"/>
+            <w:tcMar>
+              <w:top w:w="80" w:type="dxa"/>
+              <w:bottom w:w="80" w:type="dxa"/>
+              <w:left w:w="100" w:type="dxa"/>
+              <w:right w:w="100" w:type="dxa"/>
+            </w:tcMar>
+            <w:shd w:val="clear" w:color="auto" w:fill="F8FAFC"/>
+          </w:tcPr>
+          <w:p>
+            <w:pPr>
+              <w:jc w:val="right"/>
+              <w:bidi w:val="1"/>
+            </w:pPr>
+            <w:r>
+              <w:rPr>
+                <w:rFonts w:ascii="Bahij Nazanin" w:hAnsi="Bahij Nazanin"/>
+                <w:color w:val="1E293B"/>
+                <w:sz w:val="19"/>
+              </w:rPr>
+              <w:t>*پښتو تصوف او ادب (۲۰۰۳)*</w:t>
+            </w:r>
+          </w:p>
+        </w:tc>
+        <w:tc>
+          <w:tcPr>
+            <w:tcW w:type="dxa" w:w="1987"/>
+            <w:tcMar>
+              <w:top w:w="80" w:type="dxa"/>
+              <w:bottom w:w="80" w:type="dxa"/>
+              <w:left w:w="100" w:type="dxa"/>
+              <w:right w:w="100" w:type="dxa"/>
+            </w:tcMar>
+            <w:shd w:val="clear" w:color="auto" w:fill="F8FAFC"/>
+          </w:tcPr>
+          <w:p>
+            <w:pPr>
+              <w:jc w:val="right"/>
+              <w:bidi w:val="1"/>
+            </w:pPr>
+            <w:r>
+              <w:rPr>
+                <w:rFonts w:ascii="Bahij Nazanin" w:hAnsi="Bahij Nazanin"/>
+                <w:color w:val="1E293B"/>
+                <w:sz w:val="19"/>
+              </w:rPr>
+              <w:t>«رحمان بابا پښتون ته دا وروښودله چې د تورې تر څنګ د زړه فتح کول د انسان تر ټولو لویه بریا ده؛ د ده شاعري د پښتون د عدم تشدد اخلاقي سرچینه ده۔»</w:t>
+            </w:r>
+          </w:p>
+        </w:tc>
+        <w:tc>
+          <w:tcPr>
+            <w:tcW w:type="dxa" w:w="1987"/>
+            <w:tcMar>
+              <w:top w:w="80" w:type="dxa"/>
+              <w:bottom w:w="80" w:type="dxa"/>
+              <w:left w:w="100" w:type="dxa"/>
+              <w:right w:w="100" w:type="dxa"/>
+            </w:tcMar>
+            <w:shd w:val="clear" w:color="auto" w:fill="F8FAFC"/>
+          </w:tcPr>
+          <w:p>
+            <w:pPr>
+              <w:jc w:val="right"/>
+              <w:bidi w:val="1"/>
+            </w:pPr>
+            <w:r>
+              <w:rPr>
+                <w:rFonts w:ascii="Bahij Nazanin" w:hAnsi="Bahij Nazanin"/>
+                <w:color w:val="1E293B"/>
+                <w:sz w:val="19"/>
+              </w:rPr>
+              <w:t>د اخلاقي فلسفې او بشرپالنې په نتیجه ګیرۍ کې۔</w:t>
+            </w:r>
+          </w:p>
+        </w:tc>
+      </w:tr>
+    </w:tbl>
+    <w:p>
+      <w:pPr>
+        <w:spacing w:after="80"/>
+      </w:pPr>
+    </w:p>
     <w:p>
       <w:pPr>
         <w:spacing w:before="200" w:after="80"/>
